--- a/FD03-EPIS-Informe Especificación Requerimientos.docx
+++ b/FD03-EPIS-Informe Especificación Requerimientos.docx
@@ -330,6 +330,7 @@
         <w:jc w:val="center"/>
         <w:rPr>
           <w:rFonts w:ascii="Arial" w:eastAsia="Times New Roman" w:hAnsi="Arial" w:cs="Arial"/>
+          <w:iCs/>
           <w:sz w:val="32"/>
           <w:szCs w:val="32"/>
           <w:lang w:eastAsia="es-PE"/>
@@ -353,10 +354,11 @@
         </w:rPr>
         <w:t xml:space="preserve">: </w:t>
       </w:r>
+      <w:bookmarkStart w:id="0" w:name="_Hlk228273758"/>
       <w:r>
         <w:rPr>
           <w:rFonts w:ascii="Arial" w:eastAsia="Times New Roman" w:hAnsi="Arial" w:cs="Arial"/>
-          <w:i/>
+          <w:iCs/>
           <w:sz w:val="32"/>
           <w:szCs w:val="32"/>
           <w:lang w:eastAsia="es-PE"/>
@@ -364,6 +366,7 @@
         <w:t>Inteligencia de Negocios</w:t>
       </w:r>
     </w:p>
+    <w:bookmarkEnd w:id="0"/>
     <w:p>
       <w:pPr>
         <w:autoSpaceDE w:val="0"/>
@@ -435,6 +438,7 @@
         </w:rPr>
         <w:t xml:space="preserve"> </w:t>
       </w:r>
+      <w:bookmarkStart w:id="1" w:name="_Hlk228273764"/>
       <w:proofErr w:type="spellStart"/>
       <w:r>
         <w:rPr>
@@ -475,6 +479,7 @@
         </w:rPr>
         <w:t xml:space="preserve"> Quiroga</w:t>
       </w:r>
+      <w:bookmarkEnd w:id="1"/>
     </w:p>
     <w:p>
       <w:pPr>
@@ -518,7 +523,8 @@
           <w:lang w:eastAsia="es-PE"/>
         </w:rPr>
       </w:pPr>
-      <w:bookmarkStart w:id="0" w:name="_Hlk228258603"/>
+      <w:bookmarkStart w:id="2" w:name="_Hlk228258603"/>
+      <w:bookmarkStart w:id="3" w:name="_Hlk228273770"/>
       <w:r>
         <w:rPr>
           <w:rFonts w:ascii="Arial" w:eastAsia="Times New Roman" w:hAnsi="Arial" w:cs="Arial"/>
@@ -567,8 +573,9 @@
         </w:rPr>
         <w:t>Villanueva Mamani, Royser Alonsso (2021071090)</w:t>
       </w:r>
-      <w:bookmarkEnd w:id="0"/>
+      <w:bookmarkEnd w:id="2"/>
     </w:p>
+    <w:bookmarkEnd w:id="3"/>
     <w:p>
       <w:pPr>
         <w:spacing w:after="0"/>
@@ -1295,16 +1302,7 @@
           <w:color w:val="000000" w:themeColor="text1"/>
           <w:lang w:val="es-PE"/>
         </w:rPr>
-        <w:t>Sistema de Inteligencia de Negocios para el Análisis del Mercado Laboral Tecnológico</w:t>
-      </w:r>
-      <w:r>
-        <w:rPr>
-          <w:rFonts w:ascii="Times New Roman" w:hAnsi="Times New Roman"/>
-          <w:iCs/>
-          <w:color w:val="000000" w:themeColor="text1"/>
-          <w:lang w:val="es-PE"/>
-        </w:rPr>
-        <w:t xml:space="preserve"> </w:t>
+        <w:t xml:space="preserve">Sistema de Inteligencia de Negocios para el Análisis del Mercado Laboral Tecnológico </w:t>
       </w:r>
       <w:r>
         <w:rPr>
@@ -4764,12 +4762,12 @@
         <w:ind w:left="360" w:hanging="360"/>
         <w:jc w:val="center"/>
       </w:pPr>
-      <w:bookmarkStart w:id="1" w:name="_Toc228268527"/>
+      <w:bookmarkStart w:id="4" w:name="_Toc228268527"/>
       <w:r>
         <w:lastRenderedPageBreak/>
         <w:t>INTRODUCCION</w:t>
       </w:r>
-      <w:bookmarkEnd w:id="1"/>
+      <w:bookmarkEnd w:id="4"/>
     </w:p>
     <w:p>
       <w:pPr>
@@ -4782,13 +4780,7 @@
         <w:rPr>
           <w:rFonts w:ascii="Arial" w:hAnsi="Arial" w:cs="Arial"/>
         </w:rPr>
-        <w:t>Se</w:t>
-      </w:r>
-      <w:r>
-        <w:rPr>
-          <w:rFonts w:ascii="Arial" w:hAnsi="Arial" w:cs="Arial"/>
-        </w:rPr>
-        <w:t xml:space="preserve"> tiene como propósito especificar los requerimientos funcionales y no funcionales del sistema </w:t>
+        <w:t xml:space="preserve">Se tiene como propósito especificar los requerimientos funcionales y no funcionales del sistema </w:t>
       </w:r>
       <w:proofErr w:type="spellStart"/>
       <w:r>
@@ -4879,22 +4871,22 @@
       <w:pPr>
         <w:pStyle w:val="Ttulo1"/>
       </w:pPr>
-      <w:bookmarkStart w:id="2" w:name="_Toc228268528"/>
+      <w:bookmarkStart w:id="5" w:name="_Toc228268528"/>
       <w:r>
         <w:lastRenderedPageBreak/>
         <w:t>Generalidades de la empresa</w:t>
       </w:r>
-      <w:bookmarkEnd w:id="2"/>
+      <w:bookmarkEnd w:id="5"/>
     </w:p>
     <w:p>
       <w:pPr>
         <w:pStyle w:val="Ttulo2"/>
       </w:pPr>
-      <w:bookmarkStart w:id="3" w:name="_Toc228268529"/>
+      <w:bookmarkStart w:id="6" w:name="_Toc228268529"/>
       <w:r>
         <w:t>Nombre de la empresa</w:t>
       </w:r>
-      <w:bookmarkEnd w:id="3"/>
+      <w:bookmarkEnd w:id="6"/>
     </w:p>
     <w:p>
       <w:pPr>
@@ -4922,11 +4914,11 @@
       <w:pPr>
         <w:pStyle w:val="Ttulo2"/>
       </w:pPr>
-      <w:bookmarkStart w:id="4" w:name="_Toc228268530"/>
+      <w:bookmarkStart w:id="7" w:name="_Toc228268530"/>
       <w:r>
         <w:t>Visión</w:t>
       </w:r>
-      <w:bookmarkEnd w:id="4"/>
+      <w:bookmarkEnd w:id="7"/>
     </w:p>
     <w:p>
       <w:pPr>
@@ -4964,11 +4956,11 @@
       <w:pPr>
         <w:pStyle w:val="Ttulo2"/>
       </w:pPr>
-      <w:bookmarkStart w:id="5" w:name="_Toc228268531"/>
+      <w:bookmarkStart w:id="8" w:name="_Toc228268531"/>
       <w:r>
         <w:t>Misión</w:t>
       </w:r>
-      <w:bookmarkEnd w:id="5"/>
+      <w:bookmarkEnd w:id="8"/>
     </w:p>
     <w:p>
       <w:pPr>
@@ -4989,11 +4981,11 @@
       <w:pPr>
         <w:pStyle w:val="Ttulo2"/>
       </w:pPr>
-      <w:bookmarkStart w:id="6" w:name="_Toc228268532"/>
+      <w:bookmarkStart w:id="9" w:name="_Toc228268532"/>
       <w:r>
         <w:t>Organigrama</w:t>
       </w:r>
-      <w:bookmarkEnd w:id="6"/>
+      <w:bookmarkEnd w:id="9"/>
     </w:p>
     <w:tbl>
       <w:tblPr>
@@ -6082,19 +6074,16 @@
       <w:pPr>
         <w:pStyle w:val="Ttulo1"/>
       </w:pPr>
-      <w:bookmarkStart w:id="7" w:name="_Toc228268533"/>
+      <w:bookmarkStart w:id="10" w:name="_Toc228268533"/>
       <w:proofErr w:type="spellStart"/>
       <w:r>
         <w:t>Visionamiento</w:t>
       </w:r>
       <w:proofErr w:type="spellEnd"/>
       <w:r>
-        <w:t xml:space="preserve"> </w:t>
+        <w:t xml:space="preserve"> de la empresa</w:t>
       </w:r>
-      <w:r>
-        <w:t>de la empresa</w:t>
-      </w:r>
-      <w:bookmarkEnd w:id="7"/>
+      <w:bookmarkEnd w:id="10"/>
     </w:p>
     <w:p>
       <w:pPr>
@@ -6104,11 +6093,11 @@
           <w:numId w:val="3"/>
         </w:numPr>
       </w:pPr>
-      <w:bookmarkStart w:id="8" w:name="_Toc228268534"/>
+      <w:bookmarkStart w:id="11" w:name="_Toc228268534"/>
       <w:r>
         <w:t>Descripción del problema</w:t>
       </w:r>
-      <w:bookmarkEnd w:id="8"/>
+      <w:bookmarkEnd w:id="11"/>
     </w:p>
     <w:p>
       <w:pPr>
@@ -6139,11 +6128,11 @@
           <w:numId w:val="3"/>
         </w:numPr>
       </w:pPr>
-      <w:bookmarkStart w:id="9" w:name="_Toc228268535"/>
+      <w:bookmarkStart w:id="12" w:name="_Toc228268535"/>
       <w:r>
         <w:t>Objetivos de Negocios</w:t>
       </w:r>
-      <w:bookmarkEnd w:id="9"/>
+      <w:bookmarkEnd w:id="12"/>
     </w:p>
     <w:p>
       <w:pPr>
@@ -6192,19 +6181,7 @@
         <w:rPr>
           <w:rFonts w:ascii="Arial" w:hAnsi="Arial" w:cs="Arial"/>
         </w:rPr>
-        <w:t xml:space="preserve"> </w:t>
-      </w:r>
-      <w:r>
-        <w:rPr>
-          <w:rFonts w:ascii="Arial" w:hAnsi="Arial" w:cs="Arial"/>
-        </w:rPr>
-        <w:t>satisfechos</w:t>
-      </w:r>
-      <w:r>
-        <w:rPr>
-          <w:rFonts w:ascii="Arial" w:hAnsi="Arial" w:cs="Arial"/>
-        </w:rPr>
-        <w:t xml:space="preserve"> con el sistema entregado, cumpliendo con los requerimientos establecidos</w:t>
+        <w:t xml:space="preserve"> satisfechos con el sistema entregado, cumpliendo con los requerimientos establecidos</w:t>
       </w:r>
     </w:p>
     <w:p>
@@ -6263,11 +6240,11 @@
           <w:numId w:val="3"/>
         </w:numPr>
       </w:pPr>
-      <w:bookmarkStart w:id="10" w:name="_Toc228268536"/>
+      <w:bookmarkStart w:id="13" w:name="_Toc228268536"/>
       <w:r>
         <w:t>Objetivos de Diseño</w:t>
       </w:r>
-      <w:bookmarkEnd w:id="10"/>
+      <w:bookmarkEnd w:id="13"/>
     </w:p>
     <w:p>
       <w:pPr>
@@ -6433,11 +6410,11 @@
           <w:numId w:val="3"/>
         </w:numPr>
       </w:pPr>
-      <w:bookmarkStart w:id="11" w:name="_Toc228268537"/>
+      <w:bookmarkStart w:id="14" w:name="_Toc228268537"/>
       <w:r>
         <w:t>Alcance de proyecto</w:t>
       </w:r>
-      <w:bookmarkEnd w:id="11"/>
+      <w:bookmarkEnd w:id="14"/>
     </w:p>
     <w:p>
       <w:pPr>
@@ -6880,11 +6857,11 @@
           <w:numId w:val="3"/>
         </w:numPr>
       </w:pPr>
-      <w:bookmarkStart w:id="12" w:name="_Toc228268538"/>
+      <w:bookmarkStart w:id="15" w:name="_Toc228268538"/>
       <w:r>
         <w:t>Viabilidad del Sistema</w:t>
       </w:r>
-      <w:bookmarkEnd w:id="12"/>
+      <w:bookmarkEnd w:id="15"/>
     </w:p>
     <w:tbl>
       <w:tblPr>
@@ -7664,11 +7641,11 @@
           <w:numId w:val="3"/>
         </w:numPr>
       </w:pPr>
-      <w:bookmarkStart w:id="13" w:name="_Toc228268539"/>
+      <w:bookmarkStart w:id="16" w:name="_Toc228268539"/>
       <w:r>
         <w:t>Información obtenida del levantamiento de información</w:t>
       </w:r>
-      <w:bookmarkEnd w:id="13"/>
+      <w:bookmarkEnd w:id="16"/>
     </w:p>
     <w:p>
       <w:pPr>
@@ -7766,11 +7743,11 @@
       <w:pPr>
         <w:pStyle w:val="Ttulo1"/>
       </w:pPr>
-      <w:bookmarkStart w:id="14" w:name="_Toc228268540"/>
+      <w:bookmarkStart w:id="17" w:name="_Toc228268540"/>
       <w:r>
         <w:t>Análisis de Procesos</w:t>
       </w:r>
-      <w:bookmarkEnd w:id="14"/>
+      <w:bookmarkEnd w:id="17"/>
     </w:p>
     <w:p>
       <w:pPr>
@@ -7780,12 +7757,12 @@
           <w:numId w:val="4"/>
         </w:numPr>
       </w:pPr>
-      <w:bookmarkStart w:id="15" w:name="_Toc228268541"/>
+      <w:bookmarkStart w:id="18" w:name="_Toc228268541"/>
       <w:r>
         <w:lastRenderedPageBreak/>
         <w:t>Diagrama del proceso actual – Diagrama de Actividades</w:t>
       </w:r>
-      <w:bookmarkEnd w:id="15"/>
+      <w:bookmarkEnd w:id="18"/>
     </w:p>
     <w:p>
       <w:r>
@@ -7847,27 +7824,12 @@
           <w:numId w:val="4"/>
         </w:numPr>
       </w:pPr>
-      <w:bookmarkStart w:id="16" w:name="_Toc228268542"/>
+      <w:bookmarkStart w:id="19" w:name="_Toc228268542"/>
       <w:r>
         <w:lastRenderedPageBreak/>
-        <w:t>Diagram</w:t>
+        <w:t>Diagrama del proceso propuesto – Diagrama de Actividades Inicial</w:t>
       </w:r>
-      <w:r>
-        <w:t>a</w:t>
-      </w:r>
-      <w:r>
-        <w:t xml:space="preserve"> del proceso </w:t>
-      </w:r>
-      <w:r>
-        <w:t>propuesto</w:t>
-      </w:r>
-      <w:r>
-        <w:t xml:space="preserve"> – Diagrama de Actividades</w:t>
-      </w:r>
-      <w:r>
-        <w:t xml:space="preserve"> Inicial</w:t>
-      </w:r>
-      <w:bookmarkEnd w:id="16"/>
+      <w:bookmarkEnd w:id="19"/>
     </w:p>
     <w:p>
       <w:r>
@@ -7920,7 +7882,7 @@
       <w:pPr>
         <w:pStyle w:val="Ttulo1"/>
       </w:pPr>
-      <w:bookmarkStart w:id="17" w:name="_Toc228268543"/>
+      <w:bookmarkStart w:id="20" w:name="_Toc228268543"/>
       <w:proofErr w:type="spellStart"/>
       <w:r>
         <w:t>Especificacion</w:t>
@@ -7929,7 +7891,7 @@
       <w:r>
         <w:t xml:space="preserve"> de Requerimientos de Software</w:t>
       </w:r>
-      <w:bookmarkEnd w:id="17"/>
+      <w:bookmarkEnd w:id="20"/>
     </w:p>
     <w:p>
       <w:pPr>
@@ -7939,11 +7901,11 @@
           <w:numId w:val="5"/>
         </w:numPr>
       </w:pPr>
-      <w:bookmarkStart w:id="18" w:name="_Toc228268544"/>
+      <w:bookmarkStart w:id="21" w:name="_Toc228268544"/>
       <w:r>
         <w:t>Cuadro de requerimientos funcionales inicial</w:t>
       </w:r>
-      <w:bookmarkEnd w:id="18"/>
+      <w:bookmarkEnd w:id="21"/>
     </w:p>
     <w:tbl>
       <w:tblPr>
@@ -11265,14 +11227,11 @@
           <w:numId w:val="5"/>
         </w:numPr>
       </w:pPr>
-      <w:bookmarkStart w:id="19" w:name="_Toc228268545"/>
+      <w:bookmarkStart w:id="22" w:name="_Toc228268545"/>
       <w:r>
-        <w:t xml:space="preserve">Cuadro de requerimientos </w:t>
+        <w:t>Cuadro de requerimientos no funcionales</w:t>
       </w:r>
-      <w:r>
-        <w:t>no funcionales</w:t>
-      </w:r>
-      <w:bookmarkEnd w:id="19"/>
+      <w:bookmarkEnd w:id="22"/>
     </w:p>
     <w:tbl>
       <w:tblPr>
@@ -13864,15 +13823,12 @@
           <w:numId w:val="5"/>
         </w:numPr>
       </w:pPr>
-      <w:bookmarkStart w:id="20" w:name="_Toc228268546"/>
+      <w:bookmarkStart w:id="23" w:name="_Toc228268546"/>
       <w:r>
         <w:lastRenderedPageBreak/>
-        <w:t xml:space="preserve">Cuadro de requerimientos </w:t>
+        <w:t>Cuadro de requerimientos funcionales final</w:t>
       </w:r>
-      <w:r>
-        <w:t>funcionales final</w:t>
-      </w:r>
-      <w:bookmarkEnd w:id="20"/>
+      <w:bookmarkEnd w:id="23"/>
     </w:p>
     <w:tbl>
       <w:tblPr>
@@ -16588,11 +16544,11 @@
           <w:numId w:val="5"/>
         </w:numPr>
       </w:pPr>
-      <w:bookmarkStart w:id="21" w:name="_Toc228268547"/>
+      <w:bookmarkStart w:id="24" w:name="_Toc228268547"/>
       <w:r>
         <w:t>Reglas de Negocio</w:t>
       </w:r>
-      <w:bookmarkEnd w:id="21"/>
+      <w:bookmarkEnd w:id="24"/>
     </w:p>
     <w:tbl>
       <w:tblPr>
@@ -17666,11 +17622,11 @@
       <w:pPr>
         <w:pStyle w:val="Ttulo1"/>
       </w:pPr>
-      <w:bookmarkStart w:id="22" w:name="_Toc228268548"/>
+      <w:bookmarkStart w:id="25" w:name="_Toc228268548"/>
       <w:r>
         <w:t>Fase de Desarrollo</w:t>
       </w:r>
-      <w:bookmarkEnd w:id="22"/>
+      <w:bookmarkEnd w:id="25"/>
     </w:p>
     <w:p>
       <w:pPr>
@@ -17680,11 +17636,11 @@
           <w:numId w:val="6"/>
         </w:numPr>
       </w:pPr>
-      <w:bookmarkStart w:id="23" w:name="_Toc228268549"/>
+      <w:bookmarkStart w:id="26" w:name="_Toc228268549"/>
       <w:r>
         <w:t>Perfiles de Usuario</w:t>
       </w:r>
-      <w:bookmarkEnd w:id="23"/>
+      <w:bookmarkEnd w:id="26"/>
     </w:p>
     <w:tbl>
       <w:tblPr>
@@ -18867,21 +18823,21 @@
       <w:pPr>
         <w:pStyle w:val="Ttulo2"/>
       </w:pPr>
-      <w:bookmarkStart w:id="24" w:name="_Toc228268550"/>
+      <w:bookmarkStart w:id="27" w:name="_Toc228268550"/>
       <w:r>
         <w:t>Modelo Conceptual</w:t>
       </w:r>
-      <w:bookmarkEnd w:id="24"/>
+      <w:bookmarkEnd w:id="27"/>
     </w:p>
     <w:p>
       <w:pPr>
         <w:pStyle w:val="Ttulo3"/>
       </w:pPr>
-      <w:bookmarkStart w:id="25" w:name="_Toc228268551"/>
+      <w:bookmarkStart w:id="28" w:name="_Toc228268551"/>
       <w:r>
         <w:t>Diagrama de Paquetes</w:t>
       </w:r>
-      <w:bookmarkEnd w:id="25"/>
+      <w:bookmarkEnd w:id="28"/>
     </w:p>
     <w:p>
       <w:pPr>
@@ -18942,12 +18898,12 @@
       <w:pPr>
         <w:pStyle w:val="Ttulo3"/>
       </w:pPr>
-      <w:bookmarkStart w:id="26" w:name="_Toc228268552"/>
+      <w:bookmarkStart w:id="29" w:name="_Toc228268552"/>
       <w:r>
         <w:lastRenderedPageBreak/>
         <w:t>Diagrama de Casos de Uso</w:t>
       </w:r>
-      <w:bookmarkEnd w:id="26"/>
+      <w:bookmarkEnd w:id="29"/>
     </w:p>
     <w:p>
       <w:pPr>
@@ -19056,11 +19012,11 @@
       <w:pPr>
         <w:pStyle w:val="Ttulo3"/>
       </w:pPr>
-      <w:bookmarkStart w:id="27" w:name="_Toc228268553"/>
+      <w:bookmarkStart w:id="30" w:name="_Toc228268553"/>
       <w:r>
         <w:t>Escenarios de Casos de Uso</w:t>
       </w:r>
-      <w:bookmarkEnd w:id="27"/>
+      <w:bookmarkEnd w:id="30"/>
     </w:p>
     <w:tbl>
       <w:tblPr>
@@ -20842,16 +20798,7 @@
                 <w:szCs w:val="20"/>
                 <w:lang w:eastAsia="es-PE"/>
               </w:rPr>
-              <w:t>El sistema permite que el estudiante identifique visualmente el rol mejor pagado</w:t>
-            </w:r>
-            <w:r>
-              <w:rPr>
-                <w:rFonts w:ascii="Arial" w:eastAsia="Times New Roman" w:hAnsi="Arial" w:cs="Arial"/>
-                <w:sz w:val="20"/>
-                <w:szCs w:val="20"/>
-                <w:lang w:eastAsia="es-PE"/>
-              </w:rPr>
-              <w:t>.</w:t>
+              <w:t>El sistema permite que el estudiante identifique visualmente el rol mejor pagado.</w:t>
             </w:r>
           </w:p>
           <w:p>
@@ -20906,11 +20853,11 @@
       <w:pPr>
         <w:pStyle w:val="Ttulo2"/>
       </w:pPr>
-      <w:bookmarkStart w:id="28" w:name="_Toc228268554"/>
+      <w:bookmarkStart w:id="31" w:name="_Toc228268554"/>
       <w:r>
         <w:t>Modelo Lógico</w:t>
       </w:r>
-      <w:bookmarkEnd w:id="28"/>
+      <w:bookmarkEnd w:id="31"/>
     </w:p>
     <w:p>
       <w:pPr>
@@ -20920,11 +20867,11 @@
           <w:numId w:val="8"/>
         </w:numPr>
       </w:pPr>
-      <w:bookmarkStart w:id="29" w:name="_Toc228268555"/>
+      <w:bookmarkStart w:id="32" w:name="_Toc228268555"/>
       <w:r>
         <w:t>Análisis de Objetos</w:t>
       </w:r>
-      <w:bookmarkEnd w:id="29"/>
+      <w:bookmarkEnd w:id="32"/>
     </w:p>
     <w:tbl>
       <w:tblPr>
@@ -25192,11 +25139,11 @@
       <w:pPr>
         <w:pStyle w:val="Ttulo3"/>
       </w:pPr>
-      <w:bookmarkStart w:id="30" w:name="_Toc228268556"/>
+      <w:bookmarkStart w:id="33" w:name="_Toc228268556"/>
       <w:r>
         <w:t>Diagrama de Actividades con Objetos</w:t>
       </w:r>
-      <w:bookmarkEnd w:id="30"/>
+      <w:bookmarkEnd w:id="33"/>
     </w:p>
     <w:p>
       <w:pPr>
@@ -25303,11 +25250,11 @@
       <w:pPr>
         <w:pStyle w:val="Ttulo3"/>
       </w:pPr>
-      <w:bookmarkStart w:id="31" w:name="_Toc228268557"/>
+      <w:bookmarkStart w:id="34" w:name="_Toc228268557"/>
       <w:r>
         <w:t>Diagrama de Secuencia</w:t>
       </w:r>
-      <w:bookmarkEnd w:id="31"/>
+      <w:bookmarkEnd w:id="34"/>
     </w:p>
     <w:p>
       <w:r>
@@ -25360,11 +25307,11 @@
       <w:pPr>
         <w:pStyle w:val="Ttulo3"/>
       </w:pPr>
-      <w:bookmarkStart w:id="32" w:name="_Toc228268558"/>
+      <w:bookmarkStart w:id="35" w:name="_Toc228268558"/>
       <w:r>
         <w:t>Diagrama de Clases</w:t>
       </w:r>
-      <w:bookmarkEnd w:id="32"/>
+      <w:bookmarkEnd w:id="35"/>
     </w:p>
     <w:p>
       <w:pPr>
@@ -25437,12 +25384,12 @@
           <w:numId w:val="0"/>
         </w:numPr>
       </w:pPr>
-      <w:bookmarkStart w:id="33" w:name="_Toc228268559"/>
+      <w:bookmarkStart w:id="36" w:name="_Toc228268559"/>
       <w:r>
         <w:lastRenderedPageBreak/>
         <w:t>CONCLUSIONES</w:t>
       </w:r>
-      <w:bookmarkEnd w:id="33"/>
+      <w:bookmarkEnd w:id="36"/>
     </w:p>
     <w:p>
       <w:pPr>
@@ -25469,19 +25416,7 @@
         <w:rPr>
           <w:rFonts w:ascii="Arial" w:hAnsi="Arial" w:cs="Arial"/>
         </w:rPr>
-        <w:t xml:space="preserve"> ha permitido identificar y documentar un total de 20 requerimientos funcionales y 20 requerimientos no funcionales</w:t>
-      </w:r>
-      <w:r>
-        <w:rPr>
-          <w:rFonts w:ascii="Arial" w:hAnsi="Arial" w:cs="Arial"/>
-        </w:rPr>
-        <w:t xml:space="preserve">. </w:t>
-      </w:r>
-      <w:r>
-        <w:rPr>
-          <w:rFonts w:ascii="Arial" w:hAnsi="Arial" w:cs="Arial"/>
-        </w:rPr>
-        <w:t xml:space="preserve">Adicionalmente, se han definido 8 reglas de negocio que aseguran la consistencia y calidad de los datos procesados, incluyendo criterios claros para la clasificación de </w:t>
+        <w:t xml:space="preserve"> ha permitido identificar y documentar un total de 20 requerimientos funcionales y 20 requerimientos no funcionales. Adicionalmente, se han definido 8 reglas de negocio que aseguran la consistencia y calidad de los datos procesados, incluyendo criterios claros para la clasificación de </w:t>
       </w:r>
       <w:proofErr w:type="spellStart"/>
       <w:r>
@@ -25604,11 +25539,11 @@
           <w:numId w:val="0"/>
         </w:numPr>
       </w:pPr>
-      <w:bookmarkStart w:id="34" w:name="_Toc228268560"/>
+      <w:bookmarkStart w:id="37" w:name="_Toc228268560"/>
       <w:r>
         <w:t>RECOMENDACIONES</w:t>
       </w:r>
-      <w:bookmarkEnd w:id="34"/>
+      <w:bookmarkEnd w:id="37"/>
     </w:p>
     <w:p>
       <w:pPr>
@@ -27849,6 +27784,7 @@
     <w:lsdException w:name="HTML Sample" w:semiHidden="1" w:unhideWhenUsed="1"/>
     <w:lsdException w:name="HTML Typewriter" w:semiHidden="1" w:unhideWhenUsed="1"/>
     <w:lsdException w:name="HTML Variable" w:semiHidden="1" w:unhideWhenUsed="1"/>
+    <w:lsdException w:name="Normal Table" w:semiHidden="1" w:unhideWhenUsed="1"/>
     <w:lsdException w:name="annotation subject" w:semiHidden="1" w:unhideWhenUsed="1"/>
     <w:lsdException w:name="No List" w:semiHidden="1" w:unhideWhenUsed="1"/>
     <w:lsdException w:name="Outline List 1" w:semiHidden="1" w:unhideWhenUsed="1"/>
@@ -27891,8 +27827,11 @@
     <w:lsdException w:name="Table Contemporary" w:semiHidden="1" w:unhideWhenUsed="1"/>
     <w:lsdException w:name="Table Elegant" w:semiHidden="1" w:unhideWhenUsed="1"/>
     <w:lsdException w:name="Table Professional" w:semiHidden="1" w:unhideWhenUsed="1"/>
+    <w:lsdException w:name="Table Subtle 1" w:semiHidden="1" w:unhideWhenUsed="1"/>
     <w:lsdException w:name="Table Subtle 2" w:semiHidden="1" w:unhideWhenUsed="1"/>
     <w:lsdException w:name="Table Web 1" w:semiHidden="1" w:unhideWhenUsed="1"/>
+    <w:lsdException w:name="Table Web 2" w:semiHidden="1" w:unhideWhenUsed="1"/>
+    <w:lsdException w:name="Table Web 3" w:semiHidden="1" w:unhideWhenUsed="1"/>
     <w:lsdException w:name="Balloon Text" w:semiHidden="1" w:unhideWhenUsed="1"/>
     <w:lsdException w:name="Table Grid" w:uiPriority="39"/>
     <w:lsdException w:name="Table Theme" w:semiHidden="1" w:unhideWhenUsed="1"/>
@@ -28181,6 +28120,7 @@
   <w:style w:type="character" w:default="1" w:styleId="Fuentedeprrafopredeter">
     <w:name w:val="Default Paragraph Font"/>
     <w:uiPriority w:val="1"/>
+    <w:semiHidden/>
     <w:unhideWhenUsed/>
   </w:style>
   <w:style w:type="table" w:default="1" w:styleId="Tablanormal">
